--- a/policies/build/rewrite_reference/HCO_FMS_5_v2_REWRITE_DRAFT.docx
+++ b/policies/build/rewrite_reference/HCO_FMS_5_v2_REWRITE_DRAFT.docx
@@ -517,7 +517,7 @@
     <w:p>
       <w:pPr/>
       <w:r>
-        <w:t>Medical equipment and devices are monitored for adverse events. Hazard notices and recalls from the manufacturer or regulator are acted on at once; the device is not returned to clinical use until the issue is closed. The Guidebook names Gazette of India GSR 78(E) 2023 / Medical Devices Rules 2023 and participation in the Materiovigilance Programme of India. MOM.10 remains the home of medication-supply recall; this element is equipment and devices.</w:t>
+        <w:t>Medical equipment and devices are monitored for adverse events. Hazard notices and recalls from the manufacturer or regulator are acted on at once; the device is not returned to clinical use until the issue is closed. The Guidebook names Gazette of India GSR 78(E) 2023 / Medical Devices Rules 2023 and participation in the Materiovigilance Programme of India. Medication-supply recall is covered in other hospital policies; this element is equipment and devices.</w:t>
       </w:r>
     </w:p>
     <w:p>
@@ -1964,14 +1964,6 @@
     </w:p>
     <w:p>
       <w:pPr>
-        <w:pStyle w:val="ListBullet"/>
-      </w:pPr>
-      <w:r>
-        <w:t>Internal documents of «Hospital Name»: facility-inspection records, as-built drawings, utility and medical-equipment logs, medical-gas records, fire and non-fire plans named for FMS.5.</w:t>
-      </w:r>
-    </w:p>
-    <w:p>
-      <w:pPr>
         <w:pStyle w:val="Heading1"/>
       </w:pPr>
       <w:r>
